--- a/public/assets/files/Kevin Resume.docx
+++ b/public/assets/files/Kevin Resume.docx
@@ -36,7 +36,7 @@
     </w:p>
     <w:p>
       <w:pPr>
-        <w:pStyle w:val="Body"/>
+        <w:pStyle w:val="Body A"/>
         <w:spacing w:after="150" w:line="275" w:lineRule="auto"/>
         <w:rPr>
           <w:rFonts w:ascii="Google Sans" w:cs="Google Sans" w:hAnsi="Google Sans" w:eastAsia="Google Sans"/>
@@ -45,6 +45,7 @@
           <w:outline w:val="0"/>
           <w:color w:val="1f1f1f"/>
           <w:u w:color="1f1f1f"/>
+          <w:lang w:val="en-US"/>
           <w14:textFill>
             <w14:solidFill>
               <w14:srgbClr w14:val="1F1F1F"/>
@@ -68,12 +69,12 @@
             </w14:solidFill>
           </w14:textFill>
         </w:rPr>
-        <w:t>Senior Full-Stack Architect | Headless eCommerce &amp; High-Compliance Systems</w:t>
+        <w:t>Senior Full-Stack Architect building headless commerce and high-compliance digital systems. 14+ years across React, Next.js, Shopify, BigCommerce, NetSuite, Azure, and AWS.</w:t>
       </w:r>
     </w:p>
     <w:p>
       <w:pPr>
-        <w:pStyle w:val="Body"/>
+        <w:pStyle w:val="Body A"/>
         <w:spacing w:after="150" w:line="275" w:lineRule="auto"/>
         <w:rPr>
           <w:rFonts w:ascii="Google Sans" w:cs="Google Sans" w:hAnsi="Google Sans" w:eastAsia="Google Sans"/>
@@ -138,7 +139,7 @@
     </w:p>
     <w:p>
       <w:pPr>
-        <w:pStyle w:val="Body"/>
+        <w:pStyle w:val="Body A"/>
         <w:spacing w:after="150" w:line="275" w:lineRule="auto"/>
         <w:rPr>
           <w:rFonts w:ascii="Google Sans" w:cs="Google Sans" w:hAnsi="Google Sans" w:eastAsia="Google Sans"/>
@@ -166,15 +167,16 @@
             </w14:solidFill>
           </w14:textFill>
         </w:rPr>
-        <w:t>Senior Full-Stack Architect with over 14 years of experience shipping enterprise-grade systems where performance, security, and scale are non-negotiable. Specialized in architecting headless eCommerce environments (BigCommerce, Shopify) and high-compliance regulated systems (iGaming, Fintech). Proven track record of leading cross-functional teams and managing 100+ complex digital transformations for global brands including Nike, Adidas, and McDonald</w:t>
-      </w:r>
-      <w:r>
-        <w:rPr>
-          <w:rFonts w:ascii="Google Sans" w:cs="Google Sans" w:hAnsi="Google Sans" w:eastAsia="Google Sans"/>
-          <w:outline w:val="0"/>
-          <w:color w:val="1f1f1f"/>
-          <w:u w:color="1f1f1f"/>
-          <w:rtl w:val="1"/>
+        <w:t>Senior Full-Stack Architect with 14+ years of experience building enterprise web systems where performance, security, and scale matter. Specializes in headless eCommerce, regulated platforms, and complex integrations across React, Next.js, Node.js, Shopify, BigCommerce, NetSuite, Azure, and AWS. Known for leading architecture and delivery for brands including Nike, Adidas, McDonald</w:t>
+      </w:r>
+      <w:r>
+        <w:rPr>
+          <w:rFonts w:ascii="Google Sans" w:cs="Google Sans" w:hAnsi="Google Sans" w:eastAsia="Google Sans"/>
+          <w:outline w:val="0"/>
+          <w:color w:val="1f1f1f"/>
+          <w:u w:color="1f1f1f"/>
+          <w:rtl w:val="0"/>
+          <w:lang w:val="en-US"/>
           <w14:textFill>
             <w14:solidFill>
               <w14:srgbClr w14:val="1F1F1F"/>
@@ -190,14 +192,14 @@
           <w:color w:val="1f1f1f"/>
           <w:u w:color="1f1f1f"/>
           <w:rtl w:val="0"/>
-          <w:lang w:val="pt-PT"/>
-          <w14:textFill>
-            <w14:solidFill>
-              <w14:srgbClr w14:val="1F1F1F"/>
-            </w14:solidFill>
-          </w14:textFill>
-        </w:rPr>
-        <w:t>s.</w:t>
+          <w:lang w:val="en-US"/>
+          <w14:textFill>
+            <w14:solidFill>
+              <w14:srgbClr w14:val="1F1F1F"/>
+            </w14:solidFill>
+          </w14:textFill>
+        </w:rPr>
+        <w:t>s, and other enterprise and government-grade clients.</w:t>
       </w:r>
     </w:p>
     <w:p>
@@ -209,6 +211,7 @@
           <w:outline w:val="0"/>
           <w:color w:val="1f1f1f"/>
           <w:u w:color="1f1f1f"/>
+          <w:lang w:val="de-DE"/>
           <w14:textFill>
             <w14:solidFill>
               <w14:srgbClr w14:val="1F1F1F"/>
@@ -235,13 +238,17 @@
     </w:p>
     <w:p>
       <w:pPr>
-        <w:pStyle w:val="Body"/>
+        <w:pStyle w:val="Body A"/>
         <w:numPr>
           <w:ilvl w:val="0"/>
           <w:numId w:val="2"/>
         </w:numPr>
+        <w:bidi w:val="0"/>
         <w:spacing w:line="275" w:lineRule="auto"/>
-        <w:rPr>
+        <w:ind w:right="0"/>
+        <w:jc w:val="left"/>
+        <w:rPr>
+          <w:rtl w:val="0"/>
           <w:lang w:val="en-US"/>
         </w:rPr>
       </w:pPr>
@@ -282,13 +289,17 @@
     </w:p>
     <w:p>
       <w:pPr>
-        <w:pStyle w:val="Body"/>
+        <w:pStyle w:val="Body A"/>
         <w:numPr>
           <w:ilvl w:val="0"/>
           <w:numId w:val="2"/>
         </w:numPr>
+        <w:bidi w:val="0"/>
         <w:spacing w:line="275" w:lineRule="auto"/>
-        <w:rPr>
+        <w:ind w:right="0"/>
+        <w:jc w:val="left"/>
+        <w:rPr>
+          <w:rtl w:val="0"/>
           <w:lang w:val="en-US"/>
         </w:rPr>
       </w:pPr>
@@ -329,13 +340,17 @@
     </w:p>
     <w:p>
       <w:pPr>
-        <w:pStyle w:val="Body"/>
+        <w:pStyle w:val="Body A"/>
         <w:numPr>
           <w:ilvl w:val="0"/>
           <w:numId w:val="2"/>
         </w:numPr>
+        <w:bidi w:val="0"/>
         <w:spacing w:line="275" w:lineRule="auto"/>
-        <w:rPr>
+        <w:ind w:right="0"/>
+        <w:jc w:val="left"/>
+        <w:rPr>
+          <w:rtl w:val="0"/>
           <w:lang w:val="en-US"/>
         </w:rPr>
       </w:pPr>
@@ -376,13 +391,17 @@
     </w:p>
     <w:p>
       <w:pPr>
-        <w:pStyle w:val="Body"/>
+        <w:pStyle w:val="Body A"/>
         <w:numPr>
           <w:ilvl w:val="0"/>
           <w:numId w:val="2"/>
         </w:numPr>
+        <w:bidi w:val="0"/>
         <w:spacing w:line="275" w:lineRule="auto"/>
-        <w:rPr>
+        <w:ind w:right="0"/>
+        <w:jc w:val="left"/>
+        <w:rPr>
+          <w:rtl w:val="0"/>
           <w:lang w:val="nl-NL"/>
         </w:rPr>
       </w:pPr>
@@ -423,13 +442,17 @@
     </w:p>
     <w:p>
       <w:pPr>
-        <w:pStyle w:val="Body"/>
+        <w:pStyle w:val="Body A"/>
         <w:numPr>
           <w:ilvl w:val="0"/>
           <w:numId w:val="2"/>
         </w:numPr>
+        <w:bidi w:val="0"/>
         <w:spacing w:after="120" w:line="275" w:lineRule="auto"/>
-        <w:rPr>
+        <w:ind w:right="0"/>
+        <w:jc w:val="left"/>
+        <w:rPr>
+          <w:rtl w:val="0"/>
           <w:lang w:val="en-US"/>
         </w:rPr>
       </w:pPr>
@@ -503,7 +526,7 @@
     </w:p>
     <w:p>
       <w:pPr>
-        <w:pStyle w:val="Body"/>
+        <w:pStyle w:val="Body A"/>
         <w:spacing w:after="150" w:line="275" w:lineRule="auto"/>
         <w:rPr>
           <w:rFonts w:ascii="Google Sans" w:cs="Google Sans" w:hAnsi="Google Sans" w:eastAsia="Google Sans"/>
@@ -539,7 +562,7 @@
     </w:p>
     <w:p>
       <w:pPr>
-        <w:pStyle w:val="Body"/>
+        <w:pStyle w:val="Body A"/>
         <w:spacing w:after="150" w:line="275" w:lineRule="auto"/>
         <w:rPr>
           <w:rFonts w:ascii="Google Sans" w:cs="Google Sans" w:hAnsi="Google Sans" w:eastAsia="Google Sans"/>
@@ -611,13 +634,17 @@
     </w:p>
     <w:p>
       <w:pPr>
-        <w:pStyle w:val="Body"/>
+        <w:pStyle w:val="Body A"/>
         <w:numPr>
           <w:ilvl w:val="0"/>
           <w:numId w:val="4"/>
         </w:numPr>
+        <w:bidi w:val="0"/>
         <w:spacing w:line="275" w:lineRule="auto"/>
-        <w:rPr>
+        <w:ind w:right="0"/>
+        <w:jc w:val="left"/>
+        <w:rPr>
+          <w:rtl w:val="0"/>
           <w:lang w:val="en-US"/>
         </w:rPr>
       </w:pPr>
@@ -640,13 +667,17 @@
     </w:p>
     <w:p>
       <w:pPr>
-        <w:pStyle w:val="Body"/>
+        <w:pStyle w:val="Body A"/>
         <w:numPr>
           <w:ilvl w:val="0"/>
           <w:numId w:val="4"/>
         </w:numPr>
+        <w:bidi w:val="0"/>
         <w:spacing w:line="275" w:lineRule="auto"/>
-        <w:rPr>
+        <w:ind w:right="0"/>
+        <w:jc w:val="left"/>
+        <w:rPr>
+          <w:rtl w:val="0"/>
           <w:lang w:val="en-US"/>
         </w:rPr>
       </w:pPr>
@@ -669,13 +700,17 @@
     </w:p>
     <w:p>
       <w:pPr>
-        <w:pStyle w:val="Body"/>
+        <w:pStyle w:val="Body A"/>
         <w:numPr>
           <w:ilvl w:val="0"/>
           <w:numId w:val="4"/>
         </w:numPr>
+        <w:bidi w:val="0"/>
         <w:spacing w:after="120" w:line="275" w:lineRule="auto"/>
-        <w:rPr>
+        <w:ind w:right="0"/>
+        <w:jc w:val="left"/>
+        <w:rPr>
+          <w:rtl w:val="0"/>
           <w:lang w:val="en-US"/>
         </w:rPr>
       </w:pPr>
@@ -698,7 +733,7 @@
     </w:p>
     <w:p>
       <w:pPr>
-        <w:pStyle w:val="Body"/>
+        <w:pStyle w:val="Body A"/>
         <w:spacing w:before="240" w:after="150" w:line="275" w:lineRule="auto"/>
         <w:rPr>
           <w:rFonts w:ascii="Google Sans" w:cs="Google Sans" w:hAnsi="Google Sans" w:eastAsia="Google Sans"/>
@@ -734,7 +769,7 @@
     </w:p>
     <w:p>
       <w:pPr>
-        <w:pStyle w:val="Body"/>
+        <w:pStyle w:val="Body A"/>
         <w:spacing w:after="150" w:line="275" w:lineRule="auto"/>
         <w:rPr>
           <w:rFonts w:ascii="Google Sans" w:cs="Google Sans" w:hAnsi="Google Sans" w:eastAsia="Google Sans"/>
@@ -753,7 +788,7 @@
     </w:p>
     <w:p>
       <w:pPr>
-        <w:pStyle w:val="Body"/>
+        <w:pStyle w:val="Body A"/>
         <w:spacing w:after="150" w:line="275" w:lineRule="auto"/>
         <w:rPr>
           <w:rFonts w:ascii="Google Sans" w:cs="Google Sans" w:hAnsi="Google Sans" w:eastAsia="Google Sans"/>
@@ -825,7 +860,7 @@
     </w:p>
     <w:p>
       <w:pPr>
-        <w:pStyle w:val="Body"/>
+        <w:pStyle w:val="Body A"/>
         <w:rPr>
           <w:rFonts w:ascii="Google Sans" w:cs="Google Sans" w:hAnsi="Google Sans" w:eastAsia="Google Sans"/>
           <w:i w:val="1"/>
@@ -843,13 +878,17 @@
     </w:p>
     <w:p>
       <w:pPr>
-        <w:pStyle w:val="Body"/>
+        <w:pStyle w:val="Body A"/>
         <w:numPr>
           <w:ilvl w:val="0"/>
           <w:numId w:val="6"/>
         </w:numPr>
+        <w:bidi w:val="0"/>
         <w:spacing w:line="275" w:lineRule="auto"/>
-        <w:rPr>
+        <w:ind w:right="0"/>
+        <w:jc w:val="left"/>
+        <w:rPr>
+          <w:rtl w:val="0"/>
           <w:lang w:val="en-US"/>
         </w:rPr>
       </w:pPr>
@@ -890,13 +929,17 @@
     </w:p>
     <w:p>
       <w:pPr>
-        <w:pStyle w:val="Body"/>
+        <w:pStyle w:val="Body A"/>
         <w:numPr>
           <w:ilvl w:val="0"/>
           <w:numId w:val="6"/>
         </w:numPr>
+        <w:bidi w:val="0"/>
         <w:spacing w:line="275" w:lineRule="auto"/>
-        <w:rPr>
+        <w:ind w:right="0"/>
+        <w:jc w:val="left"/>
+        <w:rPr>
+          <w:rtl w:val="0"/>
           <w:lang w:val="en-US"/>
         </w:rPr>
       </w:pPr>
@@ -937,13 +980,17 @@
     </w:p>
     <w:p>
       <w:pPr>
-        <w:pStyle w:val="Body"/>
+        <w:pStyle w:val="Body A"/>
         <w:numPr>
           <w:ilvl w:val="0"/>
           <w:numId w:val="6"/>
         </w:numPr>
+        <w:bidi w:val="0"/>
         <w:spacing w:after="120" w:line="275" w:lineRule="auto"/>
-        <w:rPr>
+        <w:ind w:right="0"/>
+        <w:jc w:val="left"/>
+        <w:rPr>
+          <w:rtl w:val="0"/>
           <w:lang w:val="en-US"/>
         </w:rPr>
       </w:pPr>
@@ -984,7 +1031,7 @@
     </w:p>
     <w:p>
       <w:pPr>
-        <w:pStyle w:val="Body"/>
+        <w:pStyle w:val="Body A"/>
         <w:spacing w:before="240" w:after="150" w:line="275" w:lineRule="auto"/>
         <w:rPr>
           <w:rFonts w:ascii="Google Sans" w:cs="Google Sans" w:hAnsi="Google Sans" w:eastAsia="Google Sans"/>
@@ -1021,7 +1068,7 @@
     </w:p>
     <w:p>
       <w:pPr>
-        <w:pStyle w:val="Body"/>
+        <w:pStyle w:val="Body A"/>
         <w:spacing w:after="150" w:line="275" w:lineRule="auto"/>
         <w:rPr>
           <w:rFonts w:ascii="Google Sans" w:cs="Google Sans" w:hAnsi="Google Sans" w:eastAsia="Google Sans"/>
@@ -1092,13 +1139,17 @@
     </w:p>
     <w:p>
       <w:pPr>
-        <w:pStyle w:val="Body"/>
+        <w:pStyle w:val="Body A"/>
         <w:numPr>
           <w:ilvl w:val="0"/>
           <w:numId w:val="8"/>
         </w:numPr>
+        <w:bidi w:val="0"/>
         <w:spacing w:line="275" w:lineRule="auto"/>
-        <w:rPr>
+        <w:ind w:right="0"/>
+        <w:jc w:val="left"/>
+        <w:rPr>
+          <w:rtl w:val="0"/>
           <w:lang w:val="en-US"/>
         </w:rPr>
       </w:pPr>
@@ -1121,13 +1172,17 @@
     </w:p>
     <w:p>
       <w:pPr>
-        <w:pStyle w:val="Body"/>
+        <w:pStyle w:val="Body A"/>
         <w:numPr>
           <w:ilvl w:val="0"/>
           <w:numId w:val="8"/>
         </w:numPr>
+        <w:bidi w:val="0"/>
         <w:spacing w:line="275" w:lineRule="auto"/>
-        <w:rPr>
+        <w:ind w:right="0"/>
+        <w:jc w:val="left"/>
+        <w:rPr>
+          <w:rtl w:val="0"/>
           <w:lang w:val="en-US"/>
         </w:rPr>
       </w:pPr>
@@ -1150,13 +1205,17 @@
     </w:p>
     <w:p>
       <w:pPr>
-        <w:pStyle w:val="Body"/>
+        <w:pStyle w:val="Body A"/>
         <w:numPr>
           <w:ilvl w:val="0"/>
           <w:numId w:val="8"/>
         </w:numPr>
+        <w:bidi w:val="0"/>
         <w:spacing w:after="120" w:line="275" w:lineRule="auto"/>
-        <w:rPr>
+        <w:ind w:right="0"/>
+        <w:jc w:val="left"/>
+        <w:rPr>
+          <w:rtl w:val="0"/>
           <w:lang w:val="en-US"/>
         </w:rPr>
       </w:pPr>
@@ -1179,7 +1238,7 @@
     </w:p>
     <w:p>
       <w:pPr>
-        <w:pStyle w:val="Body"/>
+        <w:pStyle w:val="Body A"/>
         <w:spacing w:before="240" w:after="150" w:line="275" w:lineRule="auto"/>
         <w:rPr>
           <w:rFonts w:ascii="Google Sans" w:cs="Google Sans" w:hAnsi="Google Sans" w:eastAsia="Google Sans"/>
@@ -1215,7 +1274,7 @@
     </w:p>
     <w:p>
       <w:pPr>
-        <w:pStyle w:val="Body"/>
+        <w:pStyle w:val="Body A"/>
         <w:spacing w:after="150" w:line="275" w:lineRule="auto"/>
         <w:rPr>
           <w:rFonts w:ascii="Google Sans" w:cs="Google Sans" w:hAnsi="Google Sans" w:eastAsia="Google Sans"/>
@@ -1287,13 +1346,17 @@
     </w:p>
     <w:p>
       <w:pPr>
-        <w:pStyle w:val="Body"/>
+        <w:pStyle w:val="Body A"/>
         <w:numPr>
           <w:ilvl w:val="0"/>
           <w:numId w:val="10"/>
         </w:numPr>
+        <w:bidi w:val="0"/>
         <w:spacing w:line="275" w:lineRule="auto"/>
-        <w:rPr>
+        <w:ind w:right="0"/>
+        <w:jc w:val="left"/>
+        <w:rPr>
+          <w:rtl w:val="0"/>
           <w:lang w:val="en-US"/>
         </w:rPr>
       </w:pPr>
@@ -1347,13 +1410,17 @@
     </w:p>
     <w:p>
       <w:pPr>
-        <w:pStyle w:val="Body"/>
+        <w:pStyle w:val="Body A"/>
         <w:numPr>
           <w:ilvl w:val="0"/>
           <w:numId w:val="10"/>
         </w:numPr>
+        <w:bidi w:val="0"/>
         <w:spacing w:line="275" w:lineRule="auto"/>
-        <w:rPr>
+        <w:ind w:right="0"/>
+        <w:jc w:val="left"/>
+        <w:rPr>
+          <w:rtl w:val="0"/>
           <w:lang w:val="en-US"/>
         </w:rPr>
       </w:pPr>
@@ -1376,13 +1443,17 @@
     </w:p>
     <w:p>
       <w:pPr>
-        <w:pStyle w:val="Body"/>
+        <w:pStyle w:val="Body A"/>
         <w:numPr>
           <w:ilvl w:val="0"/>
           <w:numId w:val="10"/>
         </w:numPr>
+        <w:bidi w:val="0"/>
         <w:spacing w:after="120" w:line="275" w:lineRule="auto"/>
-        <w:rPr>
+        <w:ind w:right="0"/>
+        <w:jc w:val="left"/>
+        <w:rPr>
+          <w:rtl w:val="0"/>
           <w:lang w:val="en-US"/>
         </w:rPr>
       </w:pPr>
@@ -1438,13 +1509,17 @@
     </w:p>
     <w:p>
       <w:pPr>
-        <w:pStyle w:val="Body"/>
+        <w:pStyle w:val="Body A"/>
         <w:numPr>
           <w:ilvl w:val="0"/>
           <w:numId w:val="12"/>
         </w:numPr>
+        <w:bidi w:val="0"/>
         <w:spacing w:line="275" w:lineRule="auto"/>
-        <w:rPr>
+        <w:ind w:right="0"/>
+        <w:jc w:val="left"/>
+        <w:rPr>
+          <w:rtl w:val="0"/>
           <w:lang w:val="en-US"/>
         </w:rPr>
       </w:pPr>
@@ -1503,13 +1578,17 @@
     </w:p>
     <w:p>
       <w:pPr>
-        <w:pStyle w:val="Body"/>
+        <w:pStyle w:val="Body A"/>
         <w:numPr>
           <w:ilvl w:val="0"/>
           <w:numId w:val="12"/>
         </w:numPr>
+        <w:bidi w:val="0"/>
         <w:spacing w:line="275" w:lineRule="auto"/>
-        <w:rPr>
+        <w:ind w:right="0"/>
+        <w:jc w:val="left"/>
+        <w:rPr>
+          <w:rtl w:val="0"/>
           <w:lang w:val="en-US"/>
         </w:rPr>
       </w:pPr>
@@ -1577,115 +1656,53 @@
         </w:rPr>
         <w:t>2012).</w:t>
       </w:r>
-      <w:r>
-        <w:rPr>
-          <w:caps w:val="0"/>
-          <w:smallCaps w:val="0"/>
-          <w:strike w:val="0"/>
-          <w:dstrike w:val="0"/>
-          <w:outline w:val="0"/>
-          <w:color w:val="000000"/>
-          <w:u w:val="none" w:color="000000"/>
-          <w:shd w:val="nil" w:color="auto" w:fill="auto"/>
-          <w:vertAlign w:val="baseline"/>
-          <w14:textFill>
-            <w14:solidFill>
-              <w14:srgbClr w14:val="000000"/>
-            </w14:solidFill>
-          </w14:textFill>
-        </w:rPr>
-        <w:br w:type="textWrapping"/>
-      </w:r>
     </w:p>
     <w:p>
       <w:pPr>
-        <w:pStyle w:val="Body"/>
-        <w:numPr>
-          <w:ilvl w:val="0"/>
-          <w:numId w:val="12"/>
-        </w:numPr>
+        <w:pStyle w:val="Heading 3"/>
         <w:spacing w:after="120" w:line="275" w:lineRule="auto"/>
         <w:rPr>
-          <w:lang w:val="en-US"/>
-        </w:rPr>
-      </w:pPr>
-      <w:r>
-        <w:rPr>
-          <w:rFonts w:ascii="Google Sans" w:cs="Google Sans" w:hAnsi="Google Sans" w:eastAsia="Google Sans"/>
-          <w:b w:val="1"/>
-          <w:bCs w:val="1"/>
-          <w:outline w:val="0"/>
-          <w:color w:val="1f1f1f"/>
-          <w:u w:color="1f1f1f"/>
-          <w:rtl w:val="0"/>
-          <w:lang w:val="en-US"/>
-          <w14:textFill>
-            <w14:solidFill>
-              <w14:srgbClr w14:val="1F1F1F"/>
-            </w14:solidFill>
-          </w14:textFill>
-        </w:rPr>
-        <w:t>Military Veteran</w:t>
-      </w:r>
-      <w:r>
-        <w:rPr>
-          <w:rFonts w:ascii="Google Sans" w:cs="Google Sans" w:hAnsi="Google Sans" w:eastAsia="Google Sans"/>
-          <w:outline w:val="0"/>
-          <w:color w:val="1f1f1f"/>
-          <w:u w:color="1f1f1f"/>
-          <w:rtl w:val="0"/>
-          <w:lang w:val="en-US"/>
-          <w14:textFill>
-            <w14:solidFill>
-              <w14:srgbClr w14:val="1F1F1F"/>
-            </w14:solidFill>
-          </w14:textFill>
-        </w:rPr>
-        <w:t>, Verified status.</w:t>
+          <w:rFonts w:ascii="Google Sans" w:cs="Google Sans" w:hAnsi="Google Sans" w:eastAsia="Google Sans"/>
+          <w:outline w:val="0"/>
+          <w:color w:val="1f1f1f"/>
+          <w:u w:color="1f1f1f"/>
+          <w14:textFill>
+            <w14:solidFill>
+              <w14:srgbClr w14:val="1F1F1F"/>
+            </w14:solidFill>
+          </w14:textFill>
+        </w:rPr>
+      </w:pPr>
+      <w:r>
+        <w:rPr>
+          <w:rFonts w:ascii="Google Sans" w:cs="Google Sans" w:hAnsi="Google Sans" w:eastAsia="Google Sans"/>
+          <w:outline w:val="0"/>
+          <w:color w:val="1f1f1f"/>
+          <w:u w:color="1f1f1f"/>
+          <w:rtl w:val="0"/>
+          <w:lang w:val="en-US"/>
+          <w14:textFill>
+            <w14:solidFill>
+              <w14:srgbClr w14:val="1F1F1F"/>
+            </w14:solidFill>
+          </w14:textFill>
+        </w:rPr>
+        <w:t>Technical Skills</w:t>
       </w:r>
     </w:p>
     <w:p>
       <w:pPr>
-        <w:pStyle w:val="Heading 3"/>
-        <w:spacing w:after="120" w:line="275" w:lineRule="auto"/>
-        <w:rPr>
-          <w:rFonts w:ascii="Google Sans" w:cs="Google Sans" w:hAnsi="Google Sans" w:eastAsia="Google Sans"/>
-          <w:outline w:val="0"/>
-          <w:color w:val="1f1f1f"/>
-          <w:u w:color="1f1f1f"/>
-          <w14:textFill>
-            <w14:solidFill>
-              <w14:srgbClr w14:val="1F1F1F"/>
-            </w14:solidFill>
-          </w14:textFill>
-        </w:rPr>
-      </w:pPr>
-      <w:r>
-        <w:rPr>
-          <w:rFonts w:ascii="Google Sans" w:cs="Google Sans" w:hAnsi="Google Sans" w:eastAsia="Google Sans"/>
-          <w:outline w:val="0"/>
-          <w:color w:val="1f1f1f"/>
-          <w:u w:color="1f1f1f"/>
-          <w:rtl w:val="0"/>
-          <w:lang w:val="en-US"/>
-          <w14:textFill>
-            <w14:solidFill>
-              <w14:srgbClr w14:val="1F1F1F"/>
-            </w14:solidFill>
-          </w14:textFill>
-        </w:rPr>
-        <w:t>Technical Skills</w:t>
-      </w:r>
-    </w:p>
-    <w:p>
-      <w:pPr>
-        <w:pStyle w:val="Body"/>
+        <w:pStyle w:val="Body A"/>
         <w:numPr>
           <w:ilvl w:val="0"/>
           <w:numId w:val="14"/>
         </w:numPr>
+        <w:bidi w:val="0"/>
         <w:spacing w:line="275" w:lineRule="auto"/>
-        <w:rPr>
+        <w:ind w:right="0"/>
+        <w:jc w:val="left"/>
+        <w:rPr>
+          <w:rtl w:val="0"/>
           <w:lang w:val="fr-FR"/>
         </w:rPr>
       </w:pPr>
@@ -1726,13 +1743,17 @@
     </w:p>
     <w:p>
       <w:pPr>
-        <w:pStyle w:val="Body"/>
+        <w:pStyle w:val="Body A"/>
         <w:numPr>
           <w:ilvl w:val="0"/>
           <w:numId w:val="14"/>
         </w:numPr>
+        <w:bidi w:val="0"/>
         <w:spacing w:line="275" w:lineRule="auto"/>
-        <w:rPr>
+        <w:ind w:right="0"/>
+        <w:jc w:val="left"/>
+        <w:rPr>
+          <w:rtl w:val="0"/>
           <w:lang w:val="de-DE"/>
         </w:rPr>
       </w:pPr>
@@ -1773,13 +1794,17 @@
     </w:p>
     <w:p>
       <w:pPr>
-        <w:pStyle w:val="Body"/>
+        <w:pStyle w:val="Body A"/>
         <w:numPr>
           <w:ilvl w:val="0"/>
           <w:numId w:val="14"/>
         </w:numPr>
+        <w:bidi w:val="0"/>
         <w:spacing w:line="275" w:lineRule="auto"/>
-        <w:rPr>
+        <w:ind w:right="0"/>
+        <w:jc w:val="left"/>
+        <w:rPr>
+          <w:rtl w:val="0"/>
           <w:lang w:val="it-IT"/>
         </w:rPr>
       </w:pPr>
@@ -1820,13 +1845,17 @@
     </w:p>
     <w:p>
       <w:pPr>
-        <w:pStyle w:val="Body"/>
+        <w:pStyle w:val="Body A"/>
         <w:numPr>
           <w:ilvl w:val="0"/>
           <w:numId w:val="14"/>
         </w:numPr>
+        <w:bidi w:val="0"/>
         <w:spacing w:after="120" w:line="275" w:lineRule="auto"/>
-        <w:rPr>
+        <w:ind w:right="0"/>
+        <w:jc w:val="left"/>
+        <w:rPr>
+          <w:rtl w:val="0"/>
           <w:lang w:val="en-US"/>
         </w:rPr>
       </w:pPr>
@@ -4115,7 +4144,7 @@
   </w:style>
   <w:style w:type="paragraph" w:styleId="Heading">
     <w:name w:val="Heading"/>
-    <w:next w:val="Body"/>
+    <w:next w:val="Body A"/>
     <w:pPr>
       <w:keepNext w:val="0"/>
       <w:keepLines w:val="0"/>
@@ -4149,8 +4178,9 @@
       <w:u w:val="none" w:color="000000"/>
       <w:shd w:val="nil" w:color="auto" w:fill="auto"/>
       <w:vertAlign w:val="baseline"/>
-      <w14:textOutline>
+      <w14:textOutline w14:w="12700" w14:cap="flat">
         <w14:noFill/>
+        <w14:miter w14:lim="400000"/>
       </w14:textOutline>
       <w14:textFill>
         <w14:solidFill>
@@ -4159,9 +4189,9 @@
       </w14:textFill>
     </w:rPr>
   </w:style>
-  <w:style w:type="paragraph" w:styleId="Body">
-    <w:name w:val="Body"/>
-    <w:next w:val="Body"/>
+  <w:style w:type="paragraph" w:styleId="Body A">
+    <w:name w:val="Body A"/>
+    <w:next w:val="Body A"/>
     <w:pPr>
       <w:keepNext w:val="0"/>
       <w:keepLines w:val="0"/>
@@ -4195,8 +4225,9 @@
       <w:u w:val="none" w:color="000000"/>
       <w:shd w:val="nil" w:color="auto" w:fill="auto"/>
       <w:vertAlign w:val="baseline"/>
-      <w14:textOutline>
+      <w14:textOutline w14:w="12700" w14:cap="flat">
         <w14:noFill/>
+        <w14:miter w14:lim="400000"/>
       </w14:textOutline>
       <w14:textFill>
         <w14:solidFill>
@@ -4207,7 +4238,7 @@
   </w:style>
   <w:style w:type="paragraph" w:styleId="Heading 3">
     <w:name w:val="Heading 3"/>
-    <w:next w:val="Body"/>
+    <w:next w:val="Body A"/>
     <w:pPr>
       <w:keepNext w:val="0"/>
       <w:keepLines w:val="0"/>
@@ -4219,7 +4250,7 @@
       <w:spacing w:before="240" w:after="240" w:line="240" w:lineRule="auto"/>
       <w:ind w:left="0" w:right="0" w:firstLine="0"/>
       <w:jc w:val="left"/>
-      <w:outlineLvl w:val="2"/>
+      <w:outlineLvl w:val="1"/>
     </w:pPr>
     <w:rPr>
       <w:rFonts w:ascii="Arial" w:cs="Arial Unicode MS" w:hAnsi="Arial" w:eastAsia="Arial Unicode MS"/>
@@ -4242,8 +4273,9 @@
       <w:shd w:val="nil" w:color="auto" w:fill="auto"/>
       <w:vertAlign w:val="baseline"/>
       <w:lang w:val="en-US"/>
-      <w14:textOutline>
+      <w14:textOutline w14:w="12700" w14:cap="flat">
         <w14:noFill/>
+        <w14:miter w14:lim="400000"/>
       </w14:textOutline>
       <w14:textFill>
         <w14:solidFill>
@@ -4456,9 +4488,9 @@
         </a:effectStyle>
         <a:effectStyle>
           <a:effectLst>
-            <a:outerShdw sx="100000" sy="100000" kx="0" ky="0" algn="b" rotWithShape="0" blurRad="38100" dist="20000" dir="5400000">
+            <a:outerShdw sx="100000" sy="100000" kx="0" ky="0" algn="b" rotWithShape="0" blurRad="38100" dist="23000" dir="5400000">
               <a:srgbClr val="000000">
-                <a:alpha val="38000"/>
+                <a:alpha val="35000"/>
               </a:srgbClr>
             </a:outerShdw>
           </a:effectLst>
@@ -4538,7 +4570,7 @@
         </a:effectLst>
         <a:sp3d/>
       </a:spPr>
-      <a:bodyPr rot="0" spcFirstLastPara="1" vertOverflow="overflow" horzOverflow="overflow" vert="horz" wrap="square" lIns="45719" tIns="45719" rIns="45719" bIns="45719" numCol="1" spcCol="38100" rtlCol="0" anchor="ctr" upright="0">
+      <a:bodyPr rot="0" spcFirstLastPara="1" vertOverflow="overflow" horzOverflow="overflow" vert="horz" wrap="square" lIns="45718" tIns="45718" rIns="45718" bIns="45718" numCol="1" spcCol="38100" rtlCol="0" anchor="ctr" upright="0">
         <a:spAutoFit/>
       </a:bodyPr>
       <a:lstStyle>
@@ -4566,10 +4598,10 @@
             </a:solidFill>
             <a:effectLst/>
             <a:uFillTx/>
-            <a:latin typeface="Cambria"/>
-            <a:ea typeface="Cambria"/>
-            <a:cs typeface="Cambria"/>
-            <a:sym typeface="Cambria"/>
+            <a:latin typeface="+mn-lt"/>
+            <a:ea typeface="+mn-ea"/>
+            <a:cs typeface="+mn-cs"/>
+            <a:sym typeface="Helvetica Neue"/>
           </a:defRPr>
         </a:defPPr>
         <a:lvl1pPr marL="0" marR="0" indent="0" algn="l" defTabSz="914400" rtl="0" fontAlgn="auto" latinLnBrk="1" hangingPunct="0">
@@ -4825,9 +4857,9 @@
           <a:round/>
         </a:ln>
         <a:effectLst>
-          <a:outerShdw sx="100000" sy="100000" kx="0" ky="0" algn="b" rotWithShape="0" blurRad="38100" dist="20000" dir="5400000">
+          <a:outerShdw sx="100000" sy="100000" kx="0" ky="0" algn="b" rotWithShape="0" blurRad="38100" dist="23000" dir="5400000">
             <a:srgbClr val="000000">
-              <a:alpha val="38000"/>
+              <a:alpha val="35000"/>
             </a:srgbClr>
           </a:outerShdw>
         </a:effectLst>
@@ -5115,7 +5147,7 @@
         <a:effectLst/>
         <a:sp3d/>
       </a:spPr>
-      <a:bodyPr rot="0" spcFirstLastPara="1" vertOverflow="overflow" horzOverflow="overflow" vert="horz" wrap="square" lIns="45719" tIns="45719" rIns="45719" bIns="45719" numCol="1" spcCol="38100" rtlCol="0" anchor="t" upright="0">
+      <a:bodyPr rot="0" spcFirstLastPara="1" vertOverflow="overflow" horzOverflow="overflow" vert="horz" wrap="square" lIns="45718" tIns="45718" rIns="45718" bIns="45718" numCol="1" spcCol="38100" rtlCol="0" anchor="t" upright="0">
         <a:spAutoFit/>
       </a:bodyPr>
       <a:lstStyle>
@@ -5143,10 +5175,10 @@
             </a:solidFill>
             <a:effectLst/>
             <a:uFillTx/>
-            <a:latin typeface="Cambria"/>
-            <a:ea typeface="Cambria"/>
-            <a:cs typeface="Cambria"/>
-            <a:sym typeface="Cambria"/>
+            <a:latin typeface="+mn-lt"/>
+            <a:ea typeface="+mn-ea"/>
+            <a:cs typeface="+mn-cs"/>
+            <a:sym typeface="Helvetica Neue"/>
           </a:defRPr>
         </a:defPPr>
         <a:lvl1pPr marL="0" marR="0" indent="0" algn="l" defTabSz="914400" rtl="0" fontAlgn="auto" latinLnBrk="1" hangingPunct="0">
